--- a/EXPORTS/DOCX/published/niveau2/English/MilitaryAndNavy.docx
+++ b/EXPORTS/DOCX/published/niveau2/English/MilitaryAndNavy.docx
@@ -672,13 +672,29 @@
             <w:rPr>
               <w:rStyle w:val="Hyperlink"/>
             </w:rPr>
-            <w:t xml:space="preserve"> offi</w:t>
+            <w:t xml:space="preserve"> of</w:t>
           </w:r>
         </w:hyperlink>
       </w:r>
       <w:r>
         <w:rPr>
-          <w:u w:val="single" w:color="0000ff"/>
+          <w:rFonts w:ascii="Charis SIL Regular" w:hAnsi="Charis SIL Regular" w:eastAsia="Charis SIL Regular"/>
+          <w:b w:val="0"/>
+          <w:i w:val="0"/>
+          <w:color w:val="000000"/>
+          <w:sz w:val="24"/>
+        </w:rPr>
+        <w:hyperlink r:id="rId12" w:history="1">
+          <w:r>
+            <w:rPr>
+              <w:rStyle w:val="Hyperlink"/>
+            </w:rPr>
+            <w:t>fi</w:t>
+          </w:r>
+        </w:hyperlink>
+      </w:r>
+      <w:r>
+        <w:rPr>
           <w:rFonts w:ascii="Charis SIL Regular" w:hAnsi="Charis SIL Regular" w:eastAsia="Charis SIL Regular"/>
           <w:b w:val="0"/>
           <w:i w:val="0"/>
@@ -719,19 +735,9 @@
             <w:rPr>
               <w:rStyle w:val="Hyperlink"/>
             </w:rPr>
-            <w:t xml:space="preserve">s </w:t>
+            <w:t xml:space="preserve">s of </w:t>
           </w:r>
         </w:hyperlink>
-      </w:r>
-      <w:r>
-        <w:rPr>
-          <w:rFonts w:ascii="Charis SIL Regular" w:hAnsi="Charis SIL Regular" w:eastAsia="Charis SIL Regular"/>
-          <w:b w:val="0"/>
-          <w:i w:val="0"/>
-          <w:color w:val="000000"/>
-          <w:sz w:val="24"/>
-        </w:rPr>
-        <w:t xml:space="preserve">of </w:t>
       </w:r>
       <w:r>
         <w:rPr>
@@ -1059,7 +1065,61 @@
           <w:color w:val="000000"/>
           <w:sz w:val="24"/>
         </w:rPr>
-        <w:t>of tens of thousands of volunteers and cons</w:t>
+        <w:t>of tens of thousands of volunteers a</w:t>
+      </w:r>
+      <w:r>
+        <w:rPr>
+          <w:u w:val="single" w:color="0000ff"/>
+          <w:rFonts w:ascii="Charis SIL Regular" w:hAnsi="Charis SIL Regular" w:eastAsia="Charis SIL Regular"/>
+          <w:b w:val="0"/>
+          <w:i w:val="0"/>
+          <w:color w:val="000000"/>
+          <w:sz w:val="24"/>
+        </w:rPr>
+        <w:hyperlink r:id="rId14" w:history="1">
+          <w:r>
+            <w:rPr>
+              <w:rStyle w:val="Hyperlink"/>
+            </w:rPr>
+            <w:t>nd c</w:t>
+          </w:r>
+        </w:hyperlink>
+      </w:r>
+      <w:r>
+        <w:rPr>
+          <w:u w:val="single" w:color="0000ff"/>
+          <w:rFonts w:ascii="Charis SIL Regular" w:hAnsi="Charis SIL Regular" w:eastAsia="Charis SIL Regular"/>
+          <w:b w:val="0"/>
+          <w:i w:val="0"/>
+          <w:color w:val="000000"/>
+          <w:sz w:val="24"/>
+        </w:rPr>
+        <w:hyperlink r:id="rId14" w:history="1">
+          <w:r>
+            <w:rPr>
+              <w:rStyle w:val="Hyperlink"/>
+            </w:rPr>
+            <w:t>o</w:t>
+          </w:r>
+        </w:hyperlink>
+      </w:r>
+      <w:r>
+        <w:rPr>
+          <w:u w:val="single" w:color="0000ff"/>
+          <w:rFonts w:ascii="Charis SIL Regular" w:hAnsi="Charis SIL Regular" w:eastAsia="Charis SIL Regular"/>
+          <w:b w:val="0"/>
+          <w:i w:val="0"/>
+          <w:color w:val="000000"/>
+          <w:sz w:val="24"/>
+        </w:rPr>
+        <w:hyperlink r:id="rId14" w:history="1">
+          <w:r>
+            <w:rPr>
+              <w:rStyle w:val="Hyperlink"/>
+            </w:rPr>
+            <w:t>ns</w:t>
+          </w:r>
+        </w:hyperlink>
       </w:r>
       <w:r>
         <w:rPr>

--- a/EXPORTS/DOCX/published/niveau2/English/MilitaryAndNavy.docx
+++ b/EXPORTS/DOCX/published/niveau2/English/MilitaryAndNavy.docx
@@ -319,25 +319,7 @@
           <w:color w:val="000000"/>
           <w:sz w:val="24"/>
         </w:rPr>
-        <w:t>the deployment of th</w:t>
-      </w:r>
-      <w:r>
-        <w:rPr>
-          <w:u w:val="single" w:color="0000ff"/>
-          <w:rFonts w:ascii="Charis SIL Regular" w:hAnsi="Charis SIL Regular" w:eastAsia="Charis SIL Regular"/>
-          <w:b w:val="0"/>
-          <w:i w:val="0"/>
-          <w:color w:val="000000"/>
-          <w:sz w:val="24"/>
-        </w:rPr>
-        <w:hyperlink r:id="rId9" w:history="1">
-          <w:r>
-            <w:rPr>
-              <w:rStyle w:val="Hyperlink"/>
-            </w:rPr>
-            <w:t>e Arm</w:t>
-          </w:r>
-        </w:hyperlink>
+        <w:t>the deployment of the Arm</w:t>
       </w:r>
       <w:r>
         <w:rPr>
@@ -1065,7 +1047,25 @@
           <w:color w:val="000000"/>
           <w:sz w:val="24"/>
         </w:rPr>
-        <w:t>of tens of thousands of volunteers a</w:t>
+        <w:t>of tens of thousands of v</w:t>
+      </w:r>
+      <w:r>
+        <w:rPr>
+          <w:u w:val="single" w:color="0000ff"/>
+          <w:rFonts w:ascii="Charis SIL Regular" w:hAnsi="Charis SIL Regular" w:eastAsia="Charis SIL Regular"/>
+          <w:b w:val="0"/>
+          <w:i w:val="0"/>
+          <w:color w:val="000000"/>
+          <w:sz w:val="24"/>
+        </w:rPr>
+        <w:hyperlink r:id="rId14" w:history="1">
+          <w:r>
+            <w:rPr>
+              <w:rStyle w:val="Hyperlink"/>
+            </w:rPr>
+            <w:t>olunteers a</w:t>
+          </w:r>
+        </w:hyperlink>
       </w:r>
       <w:r>
         <w:rPr>
@@ -2462,7 +2462,7 @@
           <w:sz w:val="24"/>
           <w:u w:val="single"/>
         </w:rPr>
-        <w:t>Scientific research in colonised terri</w:t>
+        <w:t>Scientific research in colonised terr</w:t>
       </w:r>
       <w:r>
         <w:rPr>
@@ -2473,7 +2473,7 @@
           <w:sz w:val="24"/>
           <w:u w:val="single"/>
         </w:rPr>
-        <w:t>torie</w:t>
+        <w:t>i</w:t>
       </w:r>
       <w:r>
         <w:rPr>
@@ -2482,8 +2482,9 @@
           <w:i w:val="0"/>
           <w:color w:val="0000FF"/>
           <w:sz w:val="24"/>
+          <w:u w:val="single"/>
         </w:rPr>
-        <w:t>s</w:t>
+        <w:t>tories</w:t>
       </w:r>
       <w:r>
         <w:br/>
